--- a/templates/rural.docx
+++ b/templates/rural.docx
@@ -443,298 +443,129 @@
             </w:r>
           </w:p>
           <w:p>
+            <w:r>
+              <w:t>{% for p in processos %}</w:t>
+            </w:r>
+          </w:p>
+          <w:p>
             <w:pPr>
+              <w:keepNext/>
+              <w:keepLines/>
+            </w:pPr>
+            <w:r>
+              <w:rPr>
+                <w:rFonts w:ascii="Arial" w:hAnsi="Arial"/>
+                <w:b/>
+                <w:sz w:val="20"/>
+              </w:rPr>
+              <w:t>Processo/Divida {{ loop.index }}</w:t>
+            </w:r>
+          </w:p>
+          <w:p>
+            <w:pPr>
+              <w:keepNext/>
+              <w:keepLines/>
               <w:spacing w:before="240" w:after="240"/>
               <w:jc w:val="both"/>
             </w:pPr>
             <w:r>
               <w:rPr>
-                <w:rFonts w:ascii="Arial" w:eastAsia="Arial" w:hAnsi="Arial" w:cs="Arial"/>
+                <w:rFonts w:ascii="Arial" w:hAnsi="Arial"/>
                 <w:sz w:val="20"/>
-                <w:szCs w:val="20"/>
               </w:rPr>
-              <w:t xml:space="preserve">1.2 Instituição financeira / credor: </w:t>
-            </w:r>
-            <w:r>
-              <w:rPr>
-                <w:rFonts w:ascii="Arial" w:eastAsia="Arial" w:hAnsi="Arial" w:cs="Arial"/>
-                <w:sz w:val="20"/>
-                <w:szCs w:val="20"/>
-              </w:rPr>
-              <w:t>{{banco}}</w:t>
+              <w:t>1.2 Instituição financeira / credor: {{ p.banco }}</w:t>
             </w:r>
           </w:p>
           <w:p>
             <w:pPr>
+              <w:keepNext/>
+              <w:keepLines/>
               <w:spacing w:before="240" w:after="240"/>
               <w:jc w:val="both"/>
             </w:pPr>
             <w:r>
               <w:rPr>
-                <w:rFonts w:ascii="Arial" w:eastAsia="Arial" w:hAnsi="Arial" w:cs="Arial"/>
+                <w:rFonts w:ascii="Arial" w:hAnsi="Arial"/>
                 <w:sz w:val="20"/>
-                <w:szCs w:val="20"/>
               </w:rPr>
-              <w:t xml:space="preserve">1.3 Valor da dívida ou operação: </w:t>
-            </w:r>
-            <w:r>
-              <w:rPr>
-                <w:rFonts w:ascii="Arial" w:eastAsia="Arial" w:hAnsi="Arial" w:cs="Arial"/>
-                <w:sz w:val="20"/>
-                <w:szCs w:val="20"/>
-              </w:rPr>
-              <w:t>{{</w:t>
-            </w:r>
-            <w:proofErr w:type="gramStart"/>
-            <w:r>
-              <w:rPr>
-                <w:rFonts w:ascii="Arial" w:eastAsia="Arial" w:hAnsi="Arial" w:cs="Arial"/>
-                <w:sz w:val="20"/>
-                <w:szCs w:val="20"/>
-              </w:rPr>
-              <w:t>divida</w:t>
-            </w:r>
-            <w:proofErr w:type="gramEnd"/>
-            <w:r>
-              <w:rPr>
-                <w:rFonts w:ascii="Arial" w:eastAsia="Arial" w:hAnsi="Arial" w:cs="Arial"/>
-                <w:sz w:val="20"/>
-                <w:szCs w:val="20"/>
-              </w:rPr>
-              <w:t>}}</w:t>
+              <w:t>1.3 Valor da dívida ou operação: {{ p.divida }}</w:t>
             </w:r>
           </w:p>
           <w:p>
             <w:pPr>
+              <w:keepNext/>
+              <w:keepLines/>
               <w:spacing w:before="240" w:after="240"/>
               <w:jc w:val="both"/>
             </w:pPr>
-            <w:r>
-              <w:rPr>
-                <w:rFonts w:ascii="Arial" w:eastAsia="Arial" w:hAnsi="Arial" w:cs="Arial"/>
-                <w:sz w:val="20"/>
-                <w:szCs w:val="20"/>
-              </w:rPr>
-              <w:t xml:space="preserve">1.4 Valor da parcela: </w:t>
-            </w:r>
-            <w:r>
-              <w:rPr>
-                <w:rFonts w:ascii="Arial" w:eastAsia="Arial" w:hAnsi="Arial" w:cs="Arial"/>
-                <w:sz w:val="20"/>
-                <w:szCs w:val="20"/>
-              </w:rPr>
-              <w:t>{{</w:t>
-            </w:r>
             <w:proofErr w:type="spellStart"/>
-            <w:r>
-              <w:rPr>
-                <w:rFonts w:ascii="Arial" w:eastAsia="Arial" w:hAnsi="Arial" w:cs="Arial"/>
-                <w:sz w:val="20"/>
-                <w:szCs w:val="20"/>
-              </w:rPr>
-              <w:t>valor_parcela_banco</w:t>
-            </w:r>
             <w:proofErr w:type="spellEnd"/>
             <w:r>
               <w:rPr>
-                <w:rFonts w:ascii="Arial" w:eastAsia="Arial" w:hAnsi="Arial" w:cs="Arial"/>
+                <w:rFonts w:ascii="Arial" w:hAnsi="Arial"/>
                 <w:sz w:val="20"/>
-                <w:szCs w:val="20"/>
               </w:rPr>
-              <w:t>}}</w:t>
+              <w:t>1.4 Valor da parcela: {{ p.valor_parcela }}</w:t>
             </w:r>
           </w:p>
           <w:p>
             <w:pPr>
               <w:pStyle w:val="SemEspaamento"/>
+              <w:keepNext/>
+              <w:keepLines/>
             </w:pPr>
-            <w:r>
-              <w:rPr>
-                <w:rFonts w:ascii="Arial" w:eastAsia="Arial" w:hAnsi="Arial" w:cs="Arial"/>
-                <w:sz w:val="20"/>
-                <w:szCs w:val="20"/>
-              </w:rPr>
-              <w:t>1.5 Número total de parcelas:</w:t>
-            </w:r>
-            <w:r>
-              <w:rPr>
-                <w:rFonts w:ascii="Arial" w:eastAsia="Arial" w:hAnsi="Arial" w:cs="Arial"/>
-                <w:sz w:val="20"/>
-                <w:szCs w:val="20"/>
-              </w:rPr>
-              <w:t xml:space="preserve"> </w:t>
-            </w:r>
-            <w:r>
-              <w:rPr>
-                <w:rFonts w:ascii="Arial" w:eastAsia="Arial" w:hAnsi="Arial" w:cs="Arial"/>
-                <w:sz w:val="20"/>
-                <w:szCs w:val="20"/>
-              </w:rPr>
-              <w:t>{{</w:t>
-            </w:r>
             <w:proofErr w:type="spellStart"/>
-            <w:r>
-              <w:rPr>
-                <w:rFonts w:ascii="Arial" w:eastAsia="Arial" w:hAnsi="Arial" w:cs="Arial"/>
-                <w:sz w:val="20"/>
-                <w:szCs w:val="20"/>
-              </w:rPr>
-              <w:t>parcelas_totais</w:t>
-            </w:r>
+            <w:proofErr w:type="spellEnd"/>
+            <w:proofErr w:type="spellStart"/>
             <w:proofErr w:type="spellEnd"/>
             <w:r>
               <w:rPr>
-                <w:rFonts w:ascii="Arial" w:eastAsia="Arial" w:hAnsi="Arial" w:cs="Arial"/>
+                <w:rFonts w:ascii="Arial" w:hAnsi="Arial"/>
                 <w:sz w:val="20"/>
-                <w:szCs w:val="20"/>
               </w:rPr>
-              <w:t>}}</w:t>
-            </w:r>
-            <w:r>
-              <w:rPr>
-                <w:rFonts w:eastAsia="Arial"/>
-              </w:rPr>
-              <w:br/>
-            </w:r>
-            <w:r>
-              <w:rPr>
-                <w:rFonts w:eastAsia="Arial"/>
-              </w:rPr>
-              <w:br/>
-            </w:r>
-            <w:r>
-              <w:rPr>
-                <w:rFonts w:ascii="Arial" w:eastAsia="Arial" w:hAnsi="Arial" w:cs="Arial"/>
-                <w:sz w:val="20"/>
-                <w:szCs w:val="20"/>
-              </w:rPr>
-              <w:t>1.6 Parcelas pagas:</w:t>
-            </w:r>
-            <w:r>
-              <w:rPr>
-                <w:rFonts w:ascii="Arial" w:eastAsia="Arial" w:hAnsi="Arial" w:cs="Arial"/>
-                <w:sz w:val="20"/>
-                <w:szCs w:val="20"/>
-              </w:rPr>
-              <w:t xml:space="preserve"> </w:t>
-            </w:r>
-            <w:r>
-              <w:rPr>
-                <w:rFonts w:ascii="Arial" w:eastAsia="Arial" w:hAnsi="Arial" w:cs="Arial"/>
-                <w:sz w:val="20"/>
-                <w:szCs w:val="20"/>
-              </w:rPr>
-              <w:t>{{</w:t>
-            </w:r>
-            <w:proofErr w:type="spellStart"/>
-            <w:r>
-              <w:rPr>
-                <w:rFonts w:ascii="Arial" w:eastAsia="Arial" w:hAnsi="Arial" w:cs="Arial"/>
-                <w:sz w:val="20"/>
-                <w:szCs w:val="20"/>
-              </w:rPr>
-              <w:t>parcelas_pagas</w:t>
-            </w:r>
-            <w:proofErr w:type="spellEnd"/>
-            <w:r>
-              <w:rPr>
-                <w:rFonts w:ascii="Arial" w:eastAsia="Arial" w:hAnsi="Arial" w:cs="Arial"/>
-                <w:sz w:val="20"/>
-                <w:szCs w:val="20"/>
-              </w:rPr>
-              <w:t>}}</w:t>
+              <w:t>1.5 Número total de parcelas: {{ p.parcelas_totais }}   1.6 Parcelas pagas: {{ p.parcelas_pagas }}</w:t>
             </w:r>
           </w:p>
           <w:p>
             <w:pPr>
+              <w:keepNext/>
+              <w:keepLines/>
               <w:spacing w:before="240" w:after="240"/>
               <w:jc w:val="both"/>
             </w:pPr>
-            <w:r>
-              <w:rPr>
-                <w:rFonts w:ascii="Arial" w:eastAsia="Arial" w:hAnsi="Arial" w:cs="Arial"/>
-                <w:sz w:val="20"/>
-                <w:szCs w:val="20"/>
-              </w:rPr>
-              <w:t xml:space="preserve">1.7 Parcelas em aberto: </w:t>
-            </w:r>
-            <w:r>
-              <w:rPr>
-                <w:rFonts w:ascii="Arial" w:eastAsia="Arial" w:hAnsi="Arial" w:cs="Arial"/>
-                <w:sz w:val="20"/>
-                <w:szCs w:val="20"/>
-              </w:rPr>
-              <w:t>{{</w:t>
-            </w:r>
             <w:proofErr w:type="spellStart"/>
-            <w:r>
-              <w:rPr>
-                <w:rFonts w:ascii="Arial" w:eastAsia="Arial" w:hAnsi="Arial" w:cs="Arial"/>
-                <w:sz w:val="20"/>
-                <w:szCs w:val="20"/>
-              </w:rPr>
-              <w:t>parcelas_abertas</w:t>
-            </w:r>
             <w:proofErr w:type="spellEnd"/>
             <w:r>
               <w:rPr>
-                <w:rFonts w:ascii="Arial" w:eastAsia="Arial" w:hAnsi="Arial" w:cs="Arial"/>
+                <w:rFonts w:ascii="Arial" w:hAnsi="Arial"/>
                 <w:sz w:val="20"/>
-                <w:szCs w:val="20"/>
               </w:rPr>
-              <w:t>}}</w:t>
+              <w:t>1.7 Parcelas em aberto: {{ p.parcelas_abertas }}</w:t>
             </w:r>
           </w:p>
           <w:p>
             <w:pPr>
               <w:pStyle w:val="SemEspaamento"/>
+              <w:keepLines/>
               <w:rPr>
                 <w:rFonts w:ascii="Arial" w:hAnsi="Arial" w:cs="Arial"/>
                 <w:sz w:val="20"/>
                 <w:szCs w:val="20"/>
               </w:rPr>
             </w:pPr>
-            <w:r>
-              <w:rPr>
-                <w:rFonts w:ascii="Arial" w:eastAsia="Arial" w:hAnsi="Arial" w:cs="Arial"/>
-                <w:sz w:val="20"/>
-                <w:szCs w:val="20"/>
-              </w:rPr>
-              <w:t>1.8 Existe processo judicial relacionado?</w:t>
-            </w:r>
-            <w:r>
-              <w:rPr>
-                <w:rFonts w:ascii="Arial" w:hAnsi="Arial" w:cs="Arial"/>
-                <w:sz w:val="20"/>
-                <w:szCs w:val="20"/>
-              </w:rPr>
-              <w:t xml:space="preserve"> </w:t>
-            </w:r>
-            <w:r>
-              <w:rPr>
-                <w:rFonts w:ascii="Arial" w:eastAsia="Arial" w:hAnsi="Arial" w:cs="Arial"/>
-                <w:sz w:val="20"/>
-                <w:szCs w:val="20"/>
-              </w:rPr>
-              <w:t>{{</w:t>
-            </w:r>
             <w:proofErr w:type="spellStart"/>
-            <w:r>
-              <w:rPr>
-                <w:rFonts w:ascii="Arial" w:eastAsia="Arial" w:hAnsi="Arial" w:cs="Arial"/>
-                <w:sz w:val="20"/>
-                <w:szCs w:val="20"/>
-              </w:rPr>
-              <w:t>existe_processo</w:t>
-            </w:r>
             <w:proofErr w:type="spellEnd"/>
             <w:r>
               <w:rPr>
-                <w:rFonts w:ascii="Arial" w:eastAsia="Arial" w:hAnsi="Arial" w:cs="Arial"/>
+                <w:rFonts w:ascii="Arial" w:hAnsi="Arial"/>
                 <w:sz w:val="20"/>
-                <w:szCs w:val="20"/>
               </w:rPr>
-              <w:t>}}</w:t>
+              <w:t>1.8 Existe processo judicial relacionado? {{ p.existe_processo }}</w:t>
+            </w:r>
+          </w:p>
+          <w:p>
+            <w:r>
+              <w:t>{% endfor %}</w:t>
             </w:r>
           </w:p>
         </w:tc>
@@ -3514,25 +3345,7 @@
           <w:sz w:val="20"/>
           <w:szCs w:val="20"/>
         </w:rPr>
-        <w:t xml:space="preserve">O atraso superior a 30 (trinta) dias de qualquer parcela deste contrato, acarretará </w:t>
-      </w:r>
-      <w:proofErr w:type="gramStart"/>
-      <w:r>
-        <w:rPr>
-          <w:rFonts w:ascii="Arial" w:eastAsia="Arial" w:hAnsi="Arial" w:cs="Arial"/>
-          <w:sz w:val="20"/>
-          <w:szCs w:val="20"/>
-        </w:rPr>
-        <w:t>na</w:t>
-      </w:r>
-      <w:proofErr w:type="gramEnd"/>
-      <w:r>
-        <w:rPr>
-          <w:rFonts w:ascii="Arial" w:eastAsia="Arial" w:hAnsi="Arial" w:cs="Arial"/>
-          <w:sz w:val="20"/>
-          <w:szCs w:val="20"/>
-        </w:rPr>
-        <w:t xml:space="preserve"> rescisão contratual, independente de notificação extrajudicial prévia, situação em que será aplicada multa por rescisão contratual no importe de 5% (cinco por cento) sobre o valor total DA DÍVIDA DO PRESENTE CONTRATO, item </w:t>
+        <w:t xml:space="preserve">O atraso superior a 30 (trinta) dias de qualquer parcela deste contrato, acarretará na rescisão contratual, independente de notificação extrajudicial prévia, situação em que será aplicada multa por rescisão contratual no importe de 5% (cinco por cento) sobre o valor total DA DÍVIDA DO PRESENTE CONTRATO, item </w:t>
       </w:r>
       <w:r>
         <w:rPr>
@@ -3669,7 +3482,6 @@
         <w:t>taxa_rescisao</w:t>
       </w:r>
       <w:proofErr w:type="spellEnd"/>
-      <w:proofErr w:type="gramStart"/>
       <w:r>
         <w:rPr>
           <w:rFonts w:ascii="Arial" w:eastAsia="Arial" w:hAnsi="Arial" w:cs="Arial"/>
@@ -3677,17 +3489,7 @@
           <w:sz w:val="20"/>
           <w:szCs w:val="20"/>
         </w:rPr>
-        <w:t>}}(</w:t>
-      </w:r>
-      <w:proofErr w:type="gramEnd"/>
-      <w:r>
-        <w:rPr>
-          <w:rFonts w:ascii="Arial" w:eastAsia="Arial" w:hAnsi="Arial" w:cs="Arial"/>
-          <w:color w:val="000000" w:themeColor="text1"/>
-          <w:sz w:val="20"/>
-          <w:szCs w:val="20"/>
-        </w:rPr>
-        <w:t>{{</w:t>
+        <w:t>}}({{</w:t>
       </w:r>
       <w:proofErr w:type="spellStart"/>
       <w:r>
@@ -4468,17 +4270,6 @@
           <w:szCs w:val="22"/>
         </w:rPr>
       </w:pPr>
-    </w:p>
-    <w:p>
-      <w:pPr>
-        <w:spacing w:after="0"/>
-        <w:jc w:val="center"/>
-        <w:rPr>
-          <w:rFonts w:ascii="Tahoma" w:eastAsia="Tahoma" w:hAnsi="Tahoma" w:cs="Tahoma"/>
-          <w:sz w:val="22"/>
-          <w:szCs w:val="22"/>
-        </w:rPr>
-      </w:pPr>
       <w:r>
         <w:rPr>
           <w:rFonts w:ascii="Tahoma" w:eastAsia="Tahoma" w:hAnsi="Tahoma" w:cs="Tahoma"/>
@@ -4528,18 +4319,6 @@
     <w:p>
       <w:pPr>
         <w:spacing w:after="0" w:line="360" w:lineRule="auto"/>
-        <w:ind w:firstLine="851"/>
-        <w:rPr>
-          <w:rFonts w:ascii="Tahoma" w:eastAsia="Tahoma" w:hAnsi="Tahoma" w:cs="Tahoma"/>
-          <w:sz w:val="22"/>
-          <w:szCs w:val="22"/>
-        </w:rPr>
-      </w:pPr>
-    </w:p>
-    <w:p>
-      <w:pPr>
-        <w:spacing w:after="0" w:line="360" w:lineRule="auto"/>
-        <w:ind w:firstLine="851"/>
         <w:rPr>
           <w:rFonts w:ascii="Tahoma" w:eastAsia="Tahoma" w:hAnsi="Tahoma" w:cs="Tahoma"/>
           <w:b/>
@@ -4610,17 +4389,6 @@
         </w:rPr>
         <w:br/>
       </w:r>
-    </w:p>
-    <w:p>
-      <w:pPr>
-        <w:spacing w:after="0" w:line="360" w:lineRule="auto"/>
-        <w:ind w:firstLine="851"/>
-        <w:rPr>
-          <w:rFonts w:ascii="Tahoma" w:eastAsia="Tahoma" w:hAnsi="Tahoma" w:cs="Tahoma"/>
-          <w:sz w:val="22"/>
-          <w:szCs w:val="22"/>
-        </w:rPr>
-      </w:pPr>
     </w:p>
     <w:p>
       <w:pPr>
@@ -5126,7 +4894,7 @@
             </wp:inline>
           </w:drawing>
         </mc:Choice>
-        <mc:Fallback xmlns:a="http://schemas.openxmlformats.org/drawingml/2006/main" xmlns:pic="http://schemas.openxmlformats.org/drawingml/2006/picture" xmlns:wp14="http://schemas.microsoft.com/office/word/2010/wordml">
+        <mc:Fallback xmlns:wp14="http://schemas.microsoft.com/office/word/2010/wordml" xmlns:pic="http://schemas.openxmlformats.org/drawingml/2006/picture" xmlns:a="http://schemas.openxmlformats.org/drawingml/2006/main">
           <w:pict w14:anchorId="3350A648">
             <v:shapetype id="_x0000_t75" coordsize="21600,21600" filled="f" stroked="f" o:spt="75" o:preferrelative="t" path="m@4@5l@4@11@9@11@9@5xe">
               <v:stroke joinstyle="miter"/>

--- a/templates/rural.docx
+++ b/templates/rural.docx
@@ -483,25 +483,7 @@
                 <w:sz w:val="20"/>
                 <w:szCs w:val="20"/>
               </w:rPr>
-              <w:t>{{</w:t>
-            </w:r>
-            <w:proofErr w:type="gramStart"/>
-            <w:r>
-              <w:rPr>
-                <w:rFonts w:ascii="Arial" w:eastAsia="Arial" w:hAnsi="Arial" w:cs="Arial"/>
-                <w:sz w:val="20"/>
-                <w:szCs w:val="20"/>
-              </w:rPr>
-              <w:t>divida</w:t>
-            </w:r>
-            <w:proofErr w:type="gramEnd"/>
-            <w:r>
-              <w:rPr>
-                <w:rFonts w:ascii="Arial" w:eastAsia="Arial" w:hAnsi="Arial" w:cs="Arial"/>
-                <w:sz w:val="20"/>
-                <w:szCs w:val="20"/>
-              </w:rPr>
-              <w:t>}}</w:t>
+              <w:t>{{divida}}</w:t>
             </w:r>
           </w:p>
           <w:p>
@@ -3514,25 +3496,7 @@
           <w:sz w:val="20"/>
           <w:szCs w:val="20"/>
         </w:rPr>
-        <w:t xml:space="preserve">O atraso superior a 30 (trinta) dias de qualquer parcela deste contrato, acarretará </w:t>
-      </w:r>
-      <w:proofErr w:type="gramStart"/>
-      <w:r>
-        <w:rPr>
-          <w:rFonts w:ascii="Arial" w:eastAsia="Arial" w:hAnsi="Arial" w:cs="Arial"/>
-          <w:sz w:val="20"/>
-          <w:szCs w:val="20"/>
-        </w:rPr>
-        <w:t>na</w:t>
-      </w:r>
-      <w:proofErr w:type="gramEnd"/>
-      <w:r>
-        <w:rPr>
-          <w:rFonts w:ascii="Arial" w:eastAsia="Arial" w:hAnsi="Arial" w:cs="Arial"/>
-          <w:sz w:val="20"/>
-          <w:szCs w:val="20"/>
-        </w:rPr>
-        <w:t xml:space="preserve"> rescisão contratual, independente de notificação extrajudicial prévia, situação em que será aplicada multa por rescisão contratual no importe de 5% (cinco por cento) sobre o valor total DA DÍVIDA DO PRESENTE CONTRATO, item </w:t>
+        <w:t xml:space="preserve">O atraso superior a 30 (trinta) dias de qualquer parcela deste contrato, acarretará na rescisão contratual, independente de notificação extrajudicial prévia, situação em que será aplicada multa por rescisão contratual no importe de 5% (cinco por cento) sobre o valor total DA DÍVIDA DO PRESENTE CONTRATO, item </w:t>
       </w:r>
       <w:r>
         <w:rPr>
@@ -3669,7 +3633,6 @@
         <w:t>taxa_rescisao</w:t>
       </w:r>
       <w:proofErr w:type="spellEnd"/>
-      <w:proofErr w:type="gramStart"/>
       <w:r>
         <w:rPr>
           <w:rFonts w:ascii="Arial" w:eastAsia="Arial" w:hAnsi="Arial" w:cs="Arial"/>
@@ -3677,17 +3640,7 @@
           <w:sz w:val="20"/>
           <w:szCs w:val="20"/>
         </w:rPr>
-        <w:t>}}(</w:t>
-      </w:r>
-      <w:proofErr w:type="gramEnd"/>
-      <w:r>
-        <w:rPr>
-          <w:rFonts w:ascii="Arial" w:eastAsia="Arial" w:hAnsi="Arial" w:cs="Arial"/>
-          <w:color w:val="000000" w:themeColor="text1"/>
-          <w:sz w:val="20"/>
-          <w:szCs w:val="20"/>
-        </w:rPr>
-        <w:t>{{</w:t>
+        <w:t>}}({{</w:t>
       </w:r>
       <w:proofErr w:type="spellStart"/>
       <w:r>
@@ -4468,17 +4421,6 @@
           <w:szCs w:val="22"/>
         </w:rPr>
       </w:pPr>
-    </w:p>
-    <w:p>
-      <w:pPr>
-        <w:spacing w:after="0"/>
-        <w:jc w:val="center"/>
-        <w:rPr>
-          <w:rFonts w:ascii="Tahoma" w:eastAsia="Tahoma" w:hAnsi="Tahoma" w:cs="Tahoma"/>
-          <w:sz w:val="22"/>
-          <w:szCs w:val="22"/>
-        </w:rPr>
-      </w:pPr>
       <w:r>
         <w:rPr>
           <w:rFonts w:ascii="Tahoma" w:eastAsia="Tahoma" w:hAnsi="Tahoma" w:cs="Tahoma"/>
@@ -4528,18 +4470,6 @@
     <w:p>
       <w:pPr>
         <w:spacing w:after="0" w:line="360" w:lineRule="auto"/>
-        <w:ind w:firstLine="851"/>
-        <w:rPr>
-          <w:rFonts w:ascii="Tahoma" w:eastAsia="Tahoma" w:hAnsi="Tahoma" w:cs="Tahoma"/>
-          <w:sz w:val="22"/>
-          <w:szCs w:val="22"/>
-        </w:rPr>
-      </w:pPr>
-    </w:p>
-    <w:p>
-      <w:pPr>
-        <w:spacing w:after="0" w:line="360" w:lineRule="auto"/>
-        <w:ind w:firstLine="851"/>
         <w:rPr>
           <w:rFonts w:ascii="Tahoma" w:eastAsia="Tahoma" w:hAnsi="Tahoma" w:cs="Tahoma"/>
           <w:b/>
@@ -4610,17 +4540,6 @@
         </w:rPr>
         <w:br/>
       </w:r>
-    </w:p>
-    <w:p>
-      <w:pPr>
-        <w:spacing w:after="0" w:line="360" w:lineRule="auto"/>
-        <w:ind w:firstLine="851"/>
-        <w:rPr>
-          <w:rFonts w:ascii="Tahoma" w:eastAsia="Tahoma" w:hAnsi="Tahoma" w:cs="Tahoma"/>
-          <w:sz w:val="22"/>
-          <w:szCs w:val="22"/>
-        </w:rPr>
-      </w:pPr>
     </w:p>
     <w:p>
       <w:pPr>
@@ -5126,7 +5045,7 @@
             </wp:inline>
           </w:drawing>
         </mc:Choice>
-        <mc:Fallback xmlns:a="http://schemas.openxmlformats.org/drawingml/2006/main" xmlns:pic="http://schemas.openxmlformats.org/drawingml/2006/picture" xmlns:wp14="http://schemas.microsoft.com/office/word/2010/wordml">
+        <mc:Fallback xmlns:wp14="http://schemas.microsoft.com/office/word/2010/wordml" xmlns:pic="http://schemas.openxmlformats.org/drawingml/2006/picture" xmlns:a="http://schemas.openxmlformats.org/drawingml/2006/main">
           <w:pict w14:anchorId="3350A648">
             <v:shapetype id="_x0000_t75" coordsize="21600,21600" filled="f" stroked="f" o:spt="75" o:preferrelative="t" path="m@4@5l@4@11@9@11@9@5xe">
               <v:stroke joinstyle="miter"/>
